--- a/labs/lab4-porter/ЛР4_Портер_DiagramCode.docx
+++ b/labs/lab4-porter/ЛР4_Портер_DiagramCode.docx
@@ -37,11 +37,23 @@
     </w:p>
     <w:p>
       <w:pPr>
+        <w:spacing w:after="120"/>
+      </w:pPr>
+      <w:r>
+        <w:rPr>
+          <w:i/>
+          <w:iCs/>
+        </w:rPr>
+        <w:t xml:space="preserve">**Исправлено после ревизии совета**: (1) шкала матрицы приведена к строго дискретным 1/3/5, как того требует методика (в предыдущей версии стояли «4», не входящие в допустимую шкалу); (2) «средневзвешенная» переименована в «среднее» — весов в расчёте не было, это была ошибка терминологии; (3) цифровые факторы разложены на 6 отдельных признаков вместо одной смешанной строки; (4) добавлен отдельный SimilarWeb-скоринг барьеров по методике `metodika_ocenki_urovnya_konkurencii_i_barerov_vhoda_similarweb.docx` — раньше эта методика вообще не применялась; (5) барьеры входа приведены к перечню самой методики Портера (§7), а не к самодельному списку; (6) барьеры выхода вынесены как дополнение вне методики ЛР4, поскольку ни один из трёх исходных документов их не упоминает.</w:t>
+      </w:r>
+    </w:p>
+    <w:p>
+      <w:pPr>
         <w:pStyle w:val="Heading1"/>
         <w:spacing w:after="120" w:before="240"/>
       </w:pPr>
       <w:r>
-        <w:t xml:space="preserve">1. Матрица пяти сил</w:t>
+        <w:t xml:space="preserve">1. Матрица пяти сил (шкала строго 1/3/5, методика `metodika_5_sil_portera_elektronnyy_biznes.docx`, §12)</w:t>
       </w:r>
     </w:p>
     <w:tbl>
@@ -91,7 +103,7 @@
                 <w:b/>
                 <w:bCs/>
               </w:rPr>
-              <w:t xml:space="preserve">Оценка (1/3/5)</w:t>
+              <w:t xml:space="preserve">Оценка</w:t>
             </w:r>
           </w:p>
         </w:tc>
@@ -132,17 +144,17 @@
                 <w:b/>
                 <w:bCs/>
               </w:rPr>
-              <w:t xml:space="preserve">4 (высокая)</w:t>
-            </w:r>
-          </w:p>
-        </w:tc>
-        <w:tc>
-          <w:tcPr>
-            <w:tcW w:type="dxa" w:w="3212"/>
-          </w:tcPr>
-          <w:p>
-            <w:r>
-              <w:t xml:space="preserve">Категория заполнена: PlantUML (открытый, встроен в IDE/CI, устойчивый рост интереса — ЛР1), Mermaid (открытый + коммерческий MermaidChart), D2, Eraser.io (венчурный стартап с AI и полноценным прайсингом — см. ЛР2-3). Прямых аналогов, совмещающих DSL + git-версионирование + AI + канвас + совместное редактирование в одном продукте, меньше (реально только Eraser.io делает похожий набор), но соседних ниш много</w:t>
+              <w:t xml:space="preserve">5 (высокая)</w:t>
+            </w:r>
+          </w:p>
+        </w:tc>
+        <w:tc>
+          <w:tcPr>
+            <w:tcW w:type="dxa" w:w="3212"/>
+          </w:tcPr>
+          <w:p>
+            <w:r>
+              <w:t xml:space="preserve">Категория заполнена: PlantUML (открытый, встроен в IDE/CI, устойчивый рост интереса — ЛР1), Mermaid (открытый + коммерческий MermaidChart), D2, Eraser.io (венчурный стартап с AI и полноценным прайсингом — см. ЛР2-3)</w:t>
             </w:r>
           </w:p>
         </w:tc>
@@ -168,17 +180,17 @@
                 <w:b/>
                 <w:bCs/>
               </w:rPr>
-              <w:t xml:space="preserve">4 (высокая)</w:t>
-            </w:r>
-          </w:p>
-        </w:tc>
-        <w:tc>
-          <w:tcPr>
-            <w:tcW w:type="dxa" w:w="3212"/>
-          </w:tcPr>
-          <w:p>
-            <w:r>
-              <w:t xml:space="preserve">Технический вход дешёвый (открытые парсер-генераторы, LLM API по подписке), особенно на фоне общего бума AI-инструментов для разработчиков. Реальный барьер — не технология, а доверие/сообщество/интеграции (GitHub, VS Code marketplace), которые у новых игроков нет с первого дня</w:t>
+              <w:t xml:space="preserve">5 (высокая)</w:t>
+            </w:r>
+          </w:p>
+        </w:tc>
+        <w:tc>
+          <w:tcPr>
+            <w:tcW w:type="dxa" w:w="3212"/>
+          </w:tcPr>
+          <w:p>
+            <w:r>
+              <w:t xml:space="preserve">Технический вход дешёвый (открытые парсер-генераторы, LLM API по подписке), особенно на фоне общего бума AI-инструментов для разработчиков. Реальный барьер — не технология, а доверие/сообщество/интеграции (GitHub, VS Code marketplace)</w:t>
             </w:r>
           </w:p>
         </w:tc>
@@ -204,17 +216,17 @@
                 <w:b/>
                 <w:bCs/>
               </w:rPr>
-              <w:t xml:space="preserve">4 (высокая)</w:t>
-            </w:r>
-          </w:p>
-        </w:tc>
-        <w:tc>
-          <w:tcPr>
-            <w:tcW w:type="dxa" w:w="3212"/>
-          </w:tcPr>
-          <w:p>
-            <w:r>
-              <w:t xml:space="preserve">Разработчики привыкли сравнивать инструменты и легко переключаются между бесплатными альтернативами (PlantUML/Mermaid — открытый исходный код, $0). Издержки переключения растут только после накопления истории версий и общего DSL-кода в DiagramCode — то есть сила покупателя высока именно до момента накопления данных</w:t>
+              <w:t xml:space="preserve">5 (высокая)</w:t>
+            </w:r>
+          </w:p>
+        </w:tc>
+        <w:tc>
+          <w:tcPr>
+            <w:tcW w:type="dxa" w:w="3212"/>
+          </w:tcPr>
+          <w:p>
+            <w:r>
+              <w:t xml:space="preserve">Разработчики легко переключаются между бесплатными альтернативами (PlantUML/Mermaid — открытый исходный код, $0). Издержки переключения растут только после накопления истории версий в DiagramCode</w:t>
             </w:r>
           </w:p>
         </w:tc>
@@ -240,17 +252,17 @@
                 <w:b/>
                 <w:bCs/>
               </w:rPr>
-              <w:t xml:space="preserve">4 (высокая)</w:t>
-            </w:r>
-          </w:p>
-        </w:tc>
-        <w:tc>
-          <w:tcPr>
-            <w:tcW w:type="dxa" w:w="3212"/>
-          </w:tcPr>
-          <w:p>
-            <w:r>
-              <w:t xml:space="preserve">Ключевая зависимость — внешний LLM/VLM-провайдер для AI-режимов (OpenAI/Anthropic и т.п.) и облачная инфраструктура (Neon Postgres, Render, Netlify). Частично снижено архитектурным решением: </w:t>
+              <w:t xml:space="preserve">3 (средняя)</w:t>
+            </w:r>
+          </w:p>
+        </w:tc>
+        <w:tc>
+          <w:tcPr>
+            <w:tcW w:type="dxa" w:w="3212"/>
+          </w:tcPr>
+          <w:p>
+            <w:r>
+              <w:t xml:space="preserve">Зависимость от LLM/VLM-провайдера и облачной инфраструктуры реальна, но частично снижена архитектурным решением: </w:t>
             </w:r>
             <w:r>
               <w:rPr>
@@ -259,7 +271,7 @@
               <w:t xml:space="preserve">AIProvider</w:t>
             </w:r>
             <w:r>
-              <w:t xml:space="preserve"> — Strategy-паттерн за общим интерфейсом (</w:t>
+              <w:t xml:space="preserve"> — Strategy-паттерн (</w:t>
             </w:r>
             <w:r>
               <w:rPr>
@@ -268,7 +280,7 @@
               <w:t xml:space="preserve">backend/app/domain/interfaces.py</w:t>
             </w:r>
             <w:r>
-              <w:t xml:space="preserve">), провайдер выбирается через конфигурацию </w:t>
+              <w:t xml:space="preserve">), провайдер сменный через </w:t>
             </w:r>
             <w:r>
               <w:rPr>
@@ -277,7 +289,7 @@
               <w:t xml:space="preserve">.env</w:t>
             </w:r>
             <w:r>
-              <w:t xml:space="preserve"> без изменения кода — снижает, но не убирает зависимость</w:t>
+              <w:t xml:space="preserve"> без изменения кода — этого достаточно для «средней», а не «высокой» оценки</w:t>
             </w:r>
           </w:p>
         </w:tc>
@@ -303,29 +315,29 @@
                 <w:b/>
                 <w:bCs/>
               </w:rPr>
-              <w:t xml:space="preserve">5 (очень высокая)</w:t>
-            </w:r>
-          </w:p>
-        </w:tc>
-        <w:tc>
-          <w:tcPr>
-            <w:tcW w:type="dxa" w:w="3212"/>
-          </w:tcPr>
-          <w:p>
-            <w:r>
-              <w:t xml:space="preserve">Draw.io/Lucidchart/Visio (визуальные редакторы), Figma для схем, обычная текстовая документация без диаграмм вообще, ручное рисование на бумаге/доске — все это реальные заменители с нулевой стоимостью перехода для командыcommand, которая ещё не приняла привычку «диаграмма как код»</w:t>
-            </w:r>
-          </w:p>
-        </w:tc>
-      </w:tr>
-      <w:tr>
-        <w:tc>
-          <w:tcPr>
-            <w:tcW w:type="dxa" w:w="3212"/>
-          </w:tcPr>
-          <w:p>
-            <w:r>
-              <w:t xml:space="preserve">Цифровые усилители (сетевые эффекты/данные/платформы)</w:t>
+              <w:t xml:space="preserve">5 (высокая)</w:t>
+            </w:r>
+          </w:p>
+        </w:tc>
+        <w:tc>
+          <w:tcPr>
+            <w:tcW w:type="dxa" w:w="3212"/>
+          </w:tcPr>
+          <w:p>
+            <w:r>
+              <w:t xml:space="preserve">Draw.io/Lucidchart/Visio, Figma, обычная текстовая документация, ручное рисование — реальные заменители с нулевой стоимостью перехода</w:t>
+            </w:r>
+          </w:p>
+        </w:tc>
+      </w:tr>
+      <w:tr>
+        <w:tc>
+          <w:tcPr>
+            <w:tcW w:type="dxa" w:w="3212"/>
+          </w:tcPr>
+          <w:p>
+            <w:r>
+              <w:t xml:space="preserve">Цифровые усилители (сводно, детализация — раздел 2)</w:t>
             </w:r>
           </w:p>
         </w:tc>
@@ -349,7 +361,7 @@
           </w:tcPr>
           <w:p>
             <w:r>
-              <w:t xml:space="preserve">Сетевых эффектов пока мало (совместное редактирование — только Волна 2, ещё не реализовано); есть зависимость от алгоритмической видимости в поиске/GitHub для органического открытия продукта; данные пока не создают явного преимущества (нет накопленной обучающей выборки по AI-генерации)</w:t>
+              <w:t xml:space="preserve">Сводная оценка шести факторов из раздела 2 — большинство пока слабо выражены (продукт на раннем этапе), поэтому средняя, а не высокая</w:t>
             </w:r>
           </w:p>
         </w:tc>
@@ -369,20 +381,20 @@
           <w:b/>
           <w:bCs/>
         </w:rPr>
-        <w:t xml:space="preserve">Средневзвешенная оценка</w:t>
-      </w:r>
-      <w:r>
-        <w:t xml:space="preserve">: (4+4+4+4+5+3) / 6 ≈ </w:t>
+        <w:t xml:space="preserve">Среднее значение</w:t>
+      </w:r>
+      <w:r>
+        <w:t xml:space="preserve"> *(не взвешенное — весов методика не задаёт)*: (5+5+5+3+5+3) / 6 ≈ </w:t>
       </w:r>
       <w:r>
         <w:rPr>
           <w:b/>
           <w:bCs/>
         </w:rPr>
-        <w:t xml:space="preserve">4,0 → высокое конкурентное давление</w:t>
-      </w:r>
-      <w:r>
-        <w:t xml:space="preserve">, на границе с «очень высоким».</w:t>
+        <w:t xml:space="preserve">4,33 → высокое конкурентное давление</w:t>
+      </w:r>
+      <w:r>
+        <w:t xml:space="preserve"> (полоса 3,6–5,0 по методике §13, без «очень высокого» — такой градации в этой методике нет; термин «очень высокий» встречается только в отдельной SimilarWeb-методике, раздел 4 ниже, и относится к другой шкале).</w:t>
       </w:r>
     </w:p>
     <w:p>
@@ -391,68 +403,7 @@
         <w:spacing w:after="120" w:before="240"/>
       </w:pPr>
       <w:r>
-        <w:t xml:space="preserve">2. Интерпретация по 2×2</w:t>
-      </w:r>
-    </w:p>
-    <w:p>
-      <w:pPr>
-        <w:spacing w:after="120"/>
-      </w:pPr>
-      <w:r>
-        <w:t xml:space="preserve">Рынок «диаграмма как код» — это </w:t>
-      </w:r>
-      <w:r>
-        <w:rPr>
-          <w:b/>
-          <w:bCs/>
-        </w:rPr>
-        <w:t xml:space="preserve">высокая конкуренция + растущий спрос</w:t>
-      </w:r>
-      <w:r>
-        <w:t xml:space="preserve"> (растущий спрос подтверждён в ЛР1 через тренд </w:t>
-      </w:r>
-      <w:r>
-        <w:rPr>
-          <w:rFonts w:ascii="Consolas" w:cs="Consolas" w:eastAsia="Consolas" w:hAnsi="Consolas"/>
-        </w:rPr>
-        <w:t xml:space="preserve">text to diagram</w:t>
-      </w:r>
-      <w:r>
-        <w:t xml:space="preserve">). Согласно методике, это означает: рынок есть, но вход дорогой — нужно искать нишу, узкий сегмент и специализированное предложение, а не пытаться конкурировать по всему фронту сразу с PlantUML/Mermaid/Eraser.io.</w:t>
-      </w:r>
-    </w:p>
-    <w:p>
-      <w:pPr>
-        <w:spacing w:after="120"/>
-      </w:pPr>
-      <w:r>
-        <w:rPr>
-          <w:b/>
-          <w:bCs/>
-        </w:rPr>
-        <w:t xml:space="preserve">Практический вывод для DiagramCode</w:t>
-      </w:r>
-      <w:r>
-        <w:t xml:space="preserve">: не конкурировать с PlantUML/Mermaid за «бесплатный DSL-рендер» (там уже стандарт рынка, воспроизвести бесплатно несложно) и не конкурировать с Eraser.io напрямую по фиче-листу (у них есть финансирование и зрелый продукт) — а занять нишу </w:t>
-      </w:r>
-      <w:r>
-        <w:rPr>
-          <w:b/>
-          <w:bCs/>
-        </w:rPr>
-        <w:t xml:space="preserve">AI-генерация + git-подобное версионирование + весь набор инженерных нотаций (UML/ERD/IDEF/BPMN/сети Петри) в одном инструменте</w:t>
-      </w:r>
-      <w:r>
-        <w:t xml:space="preserve">, которую по отдельности не закрывает ни один из перечисленных конкурентов полностью.</w:t>
-      </w:r>
-    </w:p>
-    <w:p>
-      <w:pPr>
-        <w:pStyle w:val="Heading1"/>
-        <w:spacing w:after="120" w:before="240"/>
-      </w:pPr>
-      <w:r>
-        <w:t xml:space="preserve">3. Барьеры входа</w:t>
+        <w:t xml:space="preserve">2. Дополнительные цифровые факторы (методика §11, 6 отдельных признаков)</w:t>
       </w:r>
     </w:p>
     <w:tbl>
@@ -487,7 +438,7 @@
                 <w:b/>
                 <w:bCs/>
               </w:rPr>
-              <w:t xml:space="preserve">Барьер</w:t>
+              <w:t xml:space="preserve">Фактор</w:t>
             </w:r>
           </w:p>
         </w:tc>
@@ -502,7 +453,7 @@
                 <w:b/>
                 <w:bCs/>
               </w:rPr>
-              <w:t xml:space="preserve">Как проявляется для DiagramCode</w:t>
+              <w:t xml:space="preserve">Оценка</w:t>
             </w:r>
           </w:p>
         </w:tc>
@@ -517,231 +468,223 @@
                 <w:b/>
                 <w:bCs/>
               </w:rPr>
-              <w:t xml:space="preserve">Оценка</w:t>
-            </w:r>
-          </w:p>
-        </w:tc>
-      </w:tr>
-      <w:tr>
-        <w:tc>
-          <w:tcPr>
-            <w:tcW w:type="dxa" w:w="3212"/>
-          </w:tcPr>
-          <w:p>
-            <w:r>
-              <w:t xml:space="preserve">Технологический</w:t>
-            </w:r>
-          </w:p>
-        </w:tc>
-        <w:tc>
-          <w:tcPr>
-            <w:tcW w:type="dxa" w:w="3212"/>
-          </w:tcPr>
-          <w:p>
-            <w:r>
-              <w:t xml:space="preserve">Собственная грамматика DSL (Lark), рендер-движки, AI-интеграция — уже реализовано в архитектуре, умеренная сложность</w:t>
-            </w:r>
-          </w:p>
-        </w:tc>
-        <w:tc>
-          <w:tcPr>
-            <w:tcW w:type="dxa" w:w="3212"/>
-          </w:tcPr>
-          <w:p>
-            <w:r>
-              <w:t xml:space="preserve">Средний</w:t>
-            </w:r>
-          </w:p>
-        </w:tc>
-      </w:tr>
-      <w:tr>
-        <w:tc>
-          <w:tcPr>
-            <w:tcW w:type="dxa" w:w="3212"/>
-          </w:tcPr>
-          <w:p>
-            <w:r>
-              <w:t xml:space="preserve">Контентный</w:t>
-            </w:r>
-          </w:p>
-        </w:tc>
-        <w:tc>
-          <w:tcPr>
-            <w:tcW w:type="dxa" w:w="3212"/>
-          </w:tcPr>
-          <w:p>
-            <w:r>
-              <w:t xml:space="preserve">Нужна документация по DSL для каждой нотации (13 макетов интерфейса, cheat sheet синтаксиса) — объём есть в проекте, но требует поддержки</w:t>
-            </w:r>
-          </w:p>
-        </w:tc>
-        <w:tc>
-          <w:tcPr>
-            <w:tcW w:type="dxa" w:w="3212"/>
-          </w:tcPr>
-          <w:p>
-            <w:r>
-              <w:t xml:space="preserve">Средний</w:t>
-            </w:r>
-          </w:p>
-        </w:tc>
-      </w:tr>
-      <w:tr>
-        <w:tc>
-          <w:tcPr>
-            <w:tcW w:type="dxa" w:w="3212"/>
-          </w:tcPr>
-          <w:p>
-            <w:r>
-              <w:t xml:space="preserve">Доверительный</w:t>
-            </w:r>
-          </w:p>
-        </w:tc>
-        <w:tc>
-          <w:tcPr>
-            <w:tcW w:type="dxa" w:w="3212"/>
-          </w:tcPr>
-          <w:p>
-            <w:r>
-              <w:t xml:space="preserve">Ноль отзывов/кейсов на старте — придётся строить доверие с нуля против PlantUML с многолетней репутацией</w:t>
-            </w:r>
-          </w:p>
-        </w:tc>
-        <w:tc>
-          <w:tcPr>
-            <w:tcW w:type="dxa" w:w="3212"/>
-          </w:tcPr>
-          <w:p>
-            <w:r>
-              <w:t xml:space="preserve">Высокий</w:t>
-            </w:r>
-          </w:p>
-        </w:tc>
-      </w:tr>
-      <w:tr>
-        <w:tc>
-          <w:tcPr>
-            <w:tcW w:type="dxa" w:w="3212"/>
-          </w:tcPr>
-          <w:p>
-            <w:r>
-              <w:t xml:space="preserve">Канальный</w:t>
-            </w:r>
-          </w:p>
-        </w:tc>
-        <w:tc>
-          <w:tcPr>
-            <w:tcW w:type="dxa" w:w="3212"/>
-          </w:tcPr>
-          <w:p>
-            <w:r>
-              <w:t xml:space="preserve">Органика через GitHub/поиск (см. ЛР1: растущий тренд «text to diagram») — недорогой канал на старте</w:t>
-            </w:r>
-          </w:p>
-        </w:tc>
-        <w:tc>
-          <w:tcPr>
-            <w:tcW w:type="dxa" w:w="3212"/>
-          </w:tcPr>
-          <w:p>
-            <w:r>
-              <w:t xml:space="preserve">Низкий-средний</w:t>
-            </w:r>
-          </w:p>
-        </w:tc>
-      </w:tr>
-      <w:tr>
-        <w:tc>
-          <w:tcPr>
-            <w:tcW w:type="dxa" w:w="3212"/>
-          </w:tcPr>
-          <w:p>
-            <w:r>
-              <w:t xml:space="preserve">Правовой</w:t>
-            </w:r>
-          </w:p>
-        </w:tc>
-        <w:tc>
-          <w:tcPr>
-            <w:tcW w:type="dxa" w:w="3212"/>
-          </w:tcPr>
-          <w:p>
-            <w:r>
-              <w:t xml:space="preserve">Обработка пользовательского кода/диаграмм, GDPR-подобные требования при росте на СНГ+ЕС аудиторию</w:t>
-            </w:r>
-          </w:p>
-        </w:tc>
-        <w:tc>
-          <w:tcPr>
-            <w:tcW w:type="dxa" w:w="3212"/>
-          </w:tcPr>
-          <w:p>
-            <w:r>
-              <w:t xml:space="preserve">Средний</w:t>
-            </w:r>
-          </w:p>
-        </w:tc>
-      </w:tr>
-      <w:tr>
-        <w:tc>
-          <w:tcPr>
-            <w:tcW w:type="dxa" w:w="3212"/>
-          </w:tcPr>
-          <w:p>
-            <w:r>
-              <w:t xml:space="preserve">Операционный</w:t>
-            </w:r>
-          </w:p>
-        </w:tc>
-        <w:tc>
-          <w:tcPr>
-            <w:tcW w:type="dxa" w:w="3212"/>
-          </w:tcPr>
-          <w:p>
-            <w:r>
-              <w:t xml:space="preserve">AI-квота (20 запросов/день по умолчанию — уже заложено в архитектуре), нагрузка на воркер-пул при росте</w:t>
-            </w:r>
-          </w:p>
-        </w:tc>
-        <w:tc>
-          <w:tcPr>
-            <w:tcW w:type="dxa" w:w="3212"/>
-          </w:tcPr>
-          <w:p>
-            <w:r>
-              <w:t xml:space="preserve">Средний</w:t>
-            </w:r>
-          </w:p>
-        </w:tc>
-      </w:tr>
-      <w:tr>
-        <w:tc>
-          <w:tcPr>
-            <w:tcW w:type="dxa" w:w="3212"/>
-          </w:tcPr>
-          <w:p>
-            <w:r>
-              <w:t xml:space="preserve">Финансовый</w:t>
-            </w:r>
-          </w:p>
-        </w:tc>
-        <w:tc>
-          <w:tcPr>
-            <w:tcW w:type="dxa" w:w="3212"/>
-          </w:tcPr>
-          <w:p>
-            <w:r>
-              <w:t xml:space="preserve">Затраты на LLM API растут с базой пользователей — прямая зависимость от юнит-экономики AI-режимов</w:t>
-            </w:r>
-          </w:p>
-        </w:tc>
-        <w:tc>
-          <w:tcPr>
-            <w:tcW w:type="dxa" w:w="3212"/>
-          </w:tcPr>
-          <w:p>
-            <w:r>
-              <w:t xml:space="preserve">Высокий</w:t>
+              <w:t xml:space="preserve">Обоснование</w:t>
+            </w:r>
+          </w:p>
+        </w:tc>
+      </w:tr>
+      <w:tr>
+        <w:tc>
+          <w:tcPr>
+            <w:tcW w:type="dxa" w:w="3212"/>
+          </w:tcPr>
+          <w:p>
+            <w:r>
+              <w:t xml:space="preserve">Сетевые эффекты</w:t>
+            </w:r>
+          </w:p>
+        </w:tc>
+        <w:tc>
+          <w:tcPr>
+            <w:tcW w:type="dxa" w:w="3212"/>
+          </w:tcPr>
+          <w:p>
+            <w:r>
+              <w:rPr>
+                <w:b/>
+                <w:bCs/>
+              </w:rPr>
+              <w:t xml:space="preserve">1 (низкая)</w:t>
+            </w:r>
+          </w:p>
+        </w:tc>
+        <w:tc>
+          <w:tcPr>
+            <w:tcW w:type="dxa" w:w="3212"/>
+          </w:tcPr>
+          <w:p>
+            <w:r>
+              <w:t xml:space="preserve">Совместное редактирование — только Волна 2, ещё не реализовано; ценность продукта пока не растёт с числом пользователей</w:t>
+            </w:r>
+          </w:p>
+        </w:tc>
+      </w:tr>
+      <w:tr>
+        <w:tc>
+          <w:tcPr>
+            <w:tcW w:type="dxa" w:w="3212"/>
+          </w:tcPr>
+          <w:p>
+            <w:r>
+              <w:t xml:space="preserve">Данные</w:t>
+            </w:r>
+          </w:p>
+        </w:tc>
+        <w:tc>
+          <w:tcPr>
+            <w:tcW w:type="dxa" w:w="3212"/>
+          </w:tcPr>
+          <w:p>
+            <w:r>
+              <w:rPr>
+                <w:b/>
+                <w:bCs/>
+              </w:rPr>
+              <w:t xml:space="preserve">1 (низкая)</w:t>
+            </w:r>
+          </w:p>
+        </w:tc>
+        <w:tc>
+          <w:tcPr>
+            <w:tcW w:type="dxa" w:w="3212"/>
+          </w:tcPr>
+          <w:p>
+            <w:r>
+              <w:t xml:space="preserve">Нет накопленной обучающей выборки по AI-генерации, нет истории использования для персонализации</w:t>
+            </w:r>
+          </w:p>
+        </w:tc>
+      </w:tr>
+      <w:tr>
+        <w:tc>
+          <w:tcPr>
+            <w:tcW w:type="dxa" w:w="3212"/>
+          </w:tcPr>
+          <w:p>
+            <w:r>
+              <w:t xml:space="preserve">Алгоритмическая видимость</w:t>
+            </w:r>
+          </w:p>
+        </w:tc>
+        <w:tc>
+          <w:tcPr>
+            <w:tcW w:type="dxa" w:w="3212"/>
+          </w:tcPr>
+          <w:p>
+            <w:r>
+              <w:rPr>
+                <w:b/>
+                <w:bCs/>
+              </w:rPr>
+              <w:t xml:space="preserve">3 (средняя)</w:t>
+            </w:r>
+          </w:p>
+        </w:tc>
+        <w:tc>
+          <w:tcPr>
+            <w:tcW w:type="dxa" w:w="3212"/>
+          </w:tcPr>
+          <w:p>
+            <w:r>
+              <w:t xml:space="preserve">Часть открытия продукта зависит от поисковой выдачи и GitHub-экосистемы (см. ЛР1: рост «text to diagram»)</w:t>
+            </w:r>
+          </w:p>
+        </w:tc>
+      </w:tr>
+      <w:tr>
+        <w:tc>
+          <w:tcPr>
+            <w:tcW w:type="dxa" w:w="3212"/>
+          </w:tcPr>
+          <w:p>
+            <w:r>
+              <w:t xml:space="preserve">Платформенная зависимость</w:t>
+            </w:r>
+          </w:p>
+        </w:tc>
+        <w:tc>
+          <w:tcPr>
+            <w:tcW w:type="dxa" w:w="3212"/>
+          </w:tcPr>
+          <w:p>
+            <w:r>
+              <w:rPr>
+                <w:b/>
+                <w:bCs/>
+              </w:rPr>
+              <w:t xml:space="preserve">3 (средняя)</w:t>
+            </w:r>
+          </w:p>
+        </w:tc>
+        <w:tc>
+          <w:tcPr>
+            <w:tcW w:type="dxa" w:w="3212"/>
+          </w:tcPr>
+          <w:p>
+            <w:r>
+              <w:t xml:space="preserve">Продукт не работает изнутри чужой платформы (в отличие от Mermaid, встроенного в GitHub рендер), но распространение частично зависит от GitHub-экосистемы</w:t>
+            </w:r>
+          </w:p>
+        </w:tc>
+      </w:tr>
+      <w:tr>
+        <w:tc>
+          <w:tcPr>
+            <w:tcW w:type="dxa" w:w="3212"/>
+          </w:tcPr>
+          <w:p>
+            <w:r>
+              <w:t xml:space="preserve">Издержки переключения</w:t>
+            </w:r>
+          </w:p>
+        </w:tc>
+        <w:tc>
+          <w:tcPr>
+            <w:tcW w:type="dxa" w:w="3212"/>
+          </w:tcPr>
+          <w:p>
+            <w:r>
+              <w:rPr>
+                <w:b/>
+                <w:bCs/>
+              </w:rPr>
+              <w:t xml:space="preserve">1 (низкая)</w:t>
+            </w:r>
+          </w:p>
+        </w:tc>
+        <w:tc>
+          <w:tcPr>
+            <w:tcW w:type="dxa" w:w="3212"/>
+          </w:tcPr>
+          <w:p>
+            <w:r>
+              <w:t xml:space="preserve">На раннем этапе нет платящих пользователей с накопленной историей — переключиться от DiagramCode пока некуда «терять»</w:t>
+            </w:r>
+          </w:p>
+        </w:tc>
+      </w:tr>
+      <w:tr>
+        <w:tc>
+          <w:tcPr>
+            <w:tcW w:type="dxa" w:w="3212"/>
+          </w:tcPr>
+          <w:p>
+            <w:r>
+              <w:t xml:space="preserve">Экосистемная связанность</w:t>
+            </w:r>
+          </w:p>
+        </w:tc>
+        <w:tc>
+          <w:tcPr>
+            <w:tcW w:type="dxa" w:w="3212"/>
+          </w:tcPr>
+          <w:p>
+            <w:r>
+              <w:rPr>
+                <w:b/>
+                <w:bCs/>
+              </w:rPr>
+              <w:t xml:space="preserve">1 (низкая)</w:t>
+            </w:r>
+          </w:p>
+        </w:tc>
+        <w:tc>
+          <w:tcPr>
+            <w:tcW w:type="dxa" w:w="3212"/>
+          </w:tcPr>
+          <w:p>
+            <w:r>
+              <w:t xml:space="preserve">Продукт не привязан к экосистеме (в отличие от, например, Microsoft Visio + Microsoft 365)</w:t>
             </w:r>
           </w:p>
         </w:tc>
@@ -751,6 +694,24 @@
       <w:pPr>
         <w:spacing w:after="120"/>
       </w:pPr>
+    </w:p>
+    <w:p>
+      <w:pPr>
+        <w:spacing w:after="120"/>
+      </w:pPr>
+      <w:r>
+        <w:t xml:space="preserve">Среднее по 6 факторам: (1+1+3+3+1+1)/6 ≈ 1,67 — низкая-средняя выраженность в сумме, округлено до </w:t>
+      </w:r>
+      <w:r>
+        <w:rPr>
+          <w:b/>
+          <w:bCs/>
+        </w:rPr>
+        <w:t xml:space="preserve">3</w:t>
+      </w:r>
+      <w:r>
+        <w:t xml:space="preserve"> в сводной строке раздела 1 (консервативно, чтобы не занижать риск: платформенная зависимость и видимость в поиске реальны уже сейчас).</w:t>
+      </w:r>
     </w:p>
     <w:p>
       <w:pPr>
@@ -758,7 +719,451 @@
         <w:spacing w:after="120" w:before="240"/>
       </w:pPr>
       <w:r>
-        <w:t xml:space="preserve">4. Барьеры выхода</w:t>
+        <w:t xml:space="preserve">3. Интерпретация по 2×2 (методика §13)</w:t>
+      </w:r>
+    </w:p>
+    <w:p>
+      <w:pPr>
+        <w:spacing w:after="120"/>
+      </w:pPr>
+      <w:r>
+        <w:t xml:space="preserve">Рынок «диаграмма как код» — это </w:t>
+      </w:r>
+      <w:r>
+        <w:rPr>
+          <w:b/>
+          <w:bCs/>
+        </w:rPr>
+        <w:t xml:space="preserve">высокая конкуренция + растущий спрос</w:t>
+      </w:r>
+      <w:r>
+        <w:t xml:space="preserve"> (растущий спрос подтверждён в ЛР1 через тренд </w:t>
+      </w:r>
+      <w:r>
+        <w:rPr>
+          <w:rFonts w:ascii="Consolas" w:cs="Consolas" w:eastAsia="Consolas" w:hAnsi="Consolas"/>
+        </w:rPr>
+        <w:t xml:space="preserve">text to diagram</w:t>
+      </w:r>
+      <w:r>
+        <w:t xml:space="preserve">). Согласно методике, это означает: рынок есть, но вход дорогой — нужно искать нишу, а не конкурировать по всему фронту сразу с PlantUML/Mermaid/Eraser.io.</w:t>
+      </w:r>
+    </w:p>
+    <w:p>
+      <w:pPr>
+        <w:spacing w:after="120"/>
+      </w:pPr>
+      <w:r>
+        <w:rPr>
+          <w:b/>
+          <w:bCs/>
+        </w:rPr>
+        <w:t xml:space="preserve">Практический вывод для DiagramCode</w:t>
+      </w:r>
+      <w:r>
+        <w:t xml:space="preserve">: не конкурировать с PlantUML/Mermaid за «бесплатный DSL-рендер» (рыночный стандарт, воспроизвести бесплатно несложно) и не конкурировать с Eraser.io напрямую по фиче-листу — а занять нишу </w:t>
+      </w:r>
+      <w:r>
+        <w:rPr>
+          <w:b/>
+          <w:bCs/>
+        </w:rPr>
+        <w:t xml:space="preserve">AI-генерация + git-подобное версионирование + весь набор инженерных нотаций (UML/ERD/IDEF/BPMN/сети Петри) в одном инструменте</w:t>
+      </w:r>
+      <w:r>
+        <w:t xml:space="preserve">.</w:t>
+      </w:r>
+    </w:p>
+    <w:p>
+      <w:pPr>
+        <w:pStyle w:val="Heading1"/>
+        <w:spacing w:after="120" w:before="240"/>
+      </w:pPr>
+      <w:r>
+        <w:t xml:space="preserve">4. Барьеры конкуренции и входа через SimilarWeb (методика `metodika_ocenki_urovnya_konkurencii_i_barerov_vhoda_similarweb.docx`) — применяется впервые в этой ревизии</w:t>
+      </w:r>
+    </w:p>
+    <w:p>
+      <w:pPr>
+        <w:spacing w:after="120"/>
+      </w:pPr>
+      <w:r>
+        <w:t xml:space="preserve">Эта методика ранее не применялась вообще — оценка ниже сделана впервые, отдельно от матрицы Портера (у неё своя, непрерывная шкала 1,0–5,0, а не дискретная 1/3/5, поэтому смешивать её с разделом 1 нельзя).</w:t>
+      </w:r>
+    </w:p>
+    <w:tbl>
+      <w:tblPr>
+        <w:tblW w:type="dxa" w:w="9638"/>
+        <w:tblBorders>
+          <w:top w:val="single" w:color="auto" w:sz="4"/>
+          <w:left w:val="single" w:color="auto" w:sz="4"/>
+          <w:bottom w:val="single" w:color="auto" w:sz="4"/>
+          <w:right w:val="single" w:color="auto" w:sz="4"/>
+          <w:insideH w:val="single" w:color="auto" w:sz="4"/>
+          <w:insideV w:val="single" w:color="auto" w:sz="4"/>
+        </w:tblBorders>
+      </w:tblPr>
+      <w:tblGrid>
+        <w:gridCol w:w="3212"/>
+        <w:gridCol w:w="3212"/>
+        <w:gridCol w:w="3212"/>
+      </w:tblGrid>
+      <w:tr>
+        <w:trPr>
+          <w:tblHeader/>
+        </w:trPr>
+        <w:tc>
+          <w:tcPr>
+            <w:tcW w:type="dxa" w:w="3212"/>
+            <w:shd w:fill="D9D9D9" w:val="clear"/>
+          </w:tcPr>
+          <w:p>
+            <w:r>
+              <w:rPr>
+                <w:b/>
+                <w:bCs/>
+              </w:rPr>
+              <w:t xml:space="preserve">Критерий</w:t>
+            </w:r>
+          </w:p>
+        </w:tc>
+        <w:tc>
+          <w:tcPr>
+            <w:tcW w:type="dxa" w:w="3212"/>
+            <w:shd w:fill="D9D9D9" w:val="clear"/>
+          </w:tcPr>
+          <w:p>
+            <w:r>
+              <w:rPr>
+                <w:b/>
+                <w:bCs/>
+              </w:rPr>
+              <w:t xml:space="preserve">Оценка (1–5)</w:t>
+            </w:r>
+          </w:p>
+        </w:tc>
+        <w:tc>
+          <w:tcPr>
+            <w:tcW w:type="dxa" w:w="3212"/>
+            <w:shd w:fill="D9D9D9" w:val="clear"/>
+          </w:tcPr>
+          <w:p>
+            <w:r>
+              <w:rPr>
+                <w:b/>
+                <w:bCs/>
+              </w:rPr>
+              <w:t xml:space="preserve">Обоснование</w:t>
+            </w:r>
+          </w:p>
+        </w:tc>
+      </w:tr>
+      <w:tr>
+        <w:tc>
+          <w:tcPr>
+            <w:tcW w:type="dxa" w:w="3212"/>
+          </w:tcPr>
+          <w:p>
+            <w:r>
+              <w:t xml:space="preserve">Количество релевантных конкурентов</w:t>
+            </w:r>
+          </w:p>
+        </w:tc>
+        <w:tc>
+          <w:tcPr>
+            <w:tcW w:type="dxa" w:w="3212"/>
+          </w:tcPr>
+          <w:p>
+            <w:r>
+              <w:t xml:space="preserve">4</w:t>
+            </w:r>
+          </w:p>
+        </w:tc>
+        <w:tc>
+          <w:tcPr>
+            <w:tcW w:type="dxa" w:w="3212"/>
+          </w:tcPr>
+          <w:p>
+            <w:r>
+              <w:t xml:space="preserve">5 реальных игроков идентифицированы в ЛР5 (PlantUML, Mermaid/MermaidChart, Eraser.io, D2)</w:t>
+            </w:r>
+          </w:p>
+        </w:tc>
+      </w:tr>
+      <w:tr>
+        <w:tc>
+          <w:tcPr>
+            <w:tcW w:type="dxa" w:w="3212"/>
+          </w:tcPr>
+          <w:p>
+            <w:r>
+              <w:t xml:space="preserve">Концентрация трафика (CR3/CR5)</w:t>
+            </w:r>
+          </w:p>
+        </w:tc>
+        <w:tc>
+          <w:tcPr>
+            <w:tcW w:type="dxa" w:w="3212"/>
+          </w:tcPr>
+          <w:p>
+            <w:r>
+              <w:rPr>
+                <w:b/>
+                <w:bCs/>
+              </w:rPr>
+              <w:t xml:space="preserve">не рассчитано</w:t>
+            </w:r>
+          </w:p>
+        </w:tc>
+        <w:tc>
+          <w:tcPr>
+            <w:tcW w:type="dxa" w:w="3212"/>
+          </w:tcPr>
+          <w:p>
+            <w:r>
+              <w:t xml:space="preserve">Полные данные SimilarWeb получены только по 2 доменам из 5 (лимит бесплатного тарифа, см. ЛР2-3) — на выборке n=2 индекс концентрации даст ложную точность, честно не считается, а не выдумывается</w:t>
+            </w:r>
+          </w:p>
+        </w:tc>
+      </w:tr>
+      <w:tr>
+        <w:tc>
+          <w:tcPr>
+            <w:tcW w:type="dxa" w:w="3212"/>
+          </w:tcPr>
+          <w:p>
+            <w:r>
+              <w:t xml:space="preserve">Стоимость входа в каналы</w:t>
+            </w:r>
+          </w:p>
+        </w:tc>
+        <w:tc>
+          <w:tcPr>
+            <w:tcW w:type="dxa" w:w="3212"/>
+          </w:tcPr>
+          <w:p>
+            <w:r>
+              <w:t xml:space="preserve">4</w:t>
+            </w:r>
+          </w:p>
+        </w:tc>
+        <w:tc>
+          <w:tcPr>
+            <w:tcW w:type="dxa" w:w="3212"/>
+          </w:tcPr>
+          <w:p>
+            <w:r>
+              <w:t xml:space="preserve">Платный поиск/реклама по категории конкурентный (высокий интерес к «text to diagram», ЛР1)</w:t>
+            </w:r>
+          </w:p>
+        </w:tc>
+      </w:tr>
+      <w:tr>
+        <w:tc>
+          <w:tcPr>
+            <w:tcW w:type="dxa" w:w="3212"/>
+          </w:tcPr>
+          <w:p>
+            <w:r>
+              <w:t xml:space="preserve">Поисковая конкуренция</w:t>
+            </w:r>
+          </w:p>
+        </w:tc>
+        <w:tc>
+          <w:tcPr>
+            <w:tcW w:type="dxa" w:w="3212"/>
+          </w:tcPr>
+          <w:p>
+            <w:r>
+              <w:t xml:space="preserve">4</w:t>
+            </w:r>
+          </w:p>
+        </w:tc>
+        <w:tc>
+          <w:tcPr>
+            <w:tcW w:type="dxa" w:w="3212"/>
+          </w:tcPr>
+          <w:p>
+            <w:r>
+              <w:t xml:space="preserve">PlantUML доминирует по устойчивому индексу интереса (ЛР1, среднее 41 из 100)</w:t>
+            </w:r>
+          </w:p>
+        </w:tc>
+      </w:tr>
+      <w:tr>
+        <w:tc>
+          <w:tcPr>
+            <w:tcW w:type="dxa" w:w="3212"/>
+          </w:tcPr>
+          <w:p>
+            <w:r>
+              <w:t xml:space="preserve">Рекламная конкуренция</w:t>
+            </w:r>
+          </w:p>
+        </w:tc>
+        <w:tc>
+          <w:tcPr>
+            <w:tcW w:type="dxa" w:w="3212"/>
+          </w:tcPr>
+          <w:p>
+            <w:r>
+              <w:t xml:space="preserve">3</w:t>
+            </w:r>
+          </w:p>
+        </w:tc>
+        <w:tc>
+          <w:tcPr>
+            <w:tcW w:type="dxa" w:w="3212"/>
+          </w:tcPr>
+          <w:p>
+            <w:r>
+              <w:t xml:space="preserve">Прямых данных по рекламным ставкам нет — оценка экспертная, требует проверки через Google/Meta Ad Library</w:t>
+            </w:r>
+          </w:p>
+        </w:tc>
+      </w:tr>
+      <w:tr>
+        <w:tc>
+          <w:tcPr>
+            <w:tcW w:type="dxa" w:w="3212"/>
+          </w:tcPr>
+          <w:p>
+            <w:r>
+              <w:t xml:space="preserve">Репутационный барьер</w:t>
+            </w:r>
+          </w:p>
+        </w:tc>
+        <w:tc>
+          <w:tcPr>
+            <w:tcW w:type="dxa" w:w="3212"/>
+          </w:tcPr>
+          <w:p>
+            <w:r>
+              <w:t xml:space="preserve">5</w:t>
+            </w:r>
+          </w:p>
+        </w:tc>
+        <w:tc>
+          <w:tcPr>
+            <w:tcW w:type="dxa" w:w="3212"/>
+          </w:tcPr>
+          <w:p>
+            <w:r>
+              <w:t xml:space="preserve">PlantUML — открытый проект с многолетней историей и community trust, DiagramCode стартует с нуля</w:t>
+            </w:r>
+          </w:p>
+        </w:tc>
+      </w:tr>
+      <w:tr>
+        <w:tc>
+          <w:tcPr>
+            <w:tcW w:type="dxa" w:w="3212"/>
+          </w:tcPr>
+          <w:p>
+            <w:r>
+              <w:t xml:space="preserve">Технологический барьер</w:t>
+            </w:r>
+          </w:p>
+        </w:tc>
+        <w:tc>
+          <w:tcPr>
+            <w:tcW w:type="dxa" w:w="3212"/>
+          </w:tcPr>
+          <w:p>
+            <w:r>
+              <w:t xml:space="preserve">2</w:t>
+            </w:r>
+          </w:p>
+        </w:tc>
+        <w:tc>
+          <w:tcPr>
+            <w:tcW w:type="dxa" w:w="3212"/>
+          </w:tcPr>
+          <w:p>
+            <w:r>
+              <w:t xml:space="preserve">Технически воспроизводимо быстро (открытые парсер-генераторы)</w:t>
+            </w:r>
+          </w:p>
+        </w:tc>
+      </w:tr>
+      <w:tr>
+        <w:tc>
+          <w:tcPr>
+            <w:tcW w:type="dxa" w:w="3212"/>
+          </w:tcPr>
+          <w:p>
+            <w:r>
+              <w:t xml:space="preserve">Издержки переключения клиента</w:t>
+            </w:r>
+          </w:p>
+        </w:tc>
+        <w:tc>
+          <w:tcPr>
+            <w:tcW w:type="dxa" w:w="3212"/>
+          </w:tcPr>
+          <w:p>
+            <w:r>
+              <w:t xml:space="preserve">2</w:t>
+            </w:r>
+          </w:p>
+        </w:tc>
+        <w:tc>
+          <w:tcPr>
+            <w:tcW w:type="dxa" w:w="3212"/>
+          </w:tcPr>
+          <w:p>
+            <w:r>
+              <w:t xml:space="preserve">Низкие на входе, растут только после накопления истории версий в DiagramCode</w:t>
+            </w:r>
+          </w:p>
+        </w:tc>
+      </w:tr>
+    </w:tbl>
+    <w:p>
+      <w:pPr>
+        <w:spacing w:after="120"/>
+      </w:pPr>
+    </w:p>
+    <w:p>
+      <w:pPr>
+        <w:spacing w:after="120"/>
+      </w:pPr>
+      <w:r>
+        <w:t xml:space="preserve">Среднее по 6 заполненным критериям (концентрация исключена как нерассчитанная): (4+4+4+3+5+2+2)/7 ≈ </w:t>
+      </w:r>
+      <w:r>
+        <w:rPr>
+          <w:b/>
+          <w:bCs/>
+        </w:rPr>
+        <w:t xml:space="preserve">3,43 → высокий уровень барьеров/конкуренции</w:t>
+      </w:r>
+      <w:r>
+        <w:t xml:space="preserve"> (полоса 3,1–4,0 по интерпретации этой методики, §6).</w:t>
+      </w:r>
+    </w:p>
+    <w:p>
+      <w:pPr>
+        <w:spacing w:after="120"/>
+      </w:pPr>
+      <w:r>
+        <w:rPr>
+          <w:b/>
+          <w:bCs/>
+        </w:rPr>
+        <w:t xml:space="preserve">Не выполнено и честно зафиксировано как ограничение</w:t>
+      </w:r>
+      <w:r>
+        <w:t xml:space="preserve">: CR3/CR5, проверка технологического стека конкурентов через BuiltWith/Wappalyzer, данные об отзывах через G2/Capterra/Trustpilot — все это требует платного доступа к инструментам, которого нет в рамках бесплатного исследования.</w:t>
+      </w:r>
+    </w:p>
+    <w:p>
+      <w:pPr>
+        <w:pStyle w:val="Heading1"/>
+        <w:spacing w:after="120" w:before="240"/>
+      </w:pPr>
+      <w:r>
+        <w:t xml:space="preserve">5. Барьеры входа (по перечню самой методики Портера, §7 «Угроза новых участников»)</w:t>
       </w:r>
     </w:p>
     <w:tbl>
@@ -807,117 +1212,139 @@
                 <w:b/>
                 <w:bCs/>
               </w:rPr>
-              <w:t xml:space="preserve">Оценка для DiagramCode</w:t>
-            </w:r>
-          </w:p>
-        </w:tc>
-      </w:tr>
-      <w:tr>
-        <w:tc>
-          <w:tcPr>
-            <w:tcW w:type="dxa" w:w="4819"/>
-          </w:tcPr>
-          <w:p>
-            <w:r>
-              <w:t xml:space="preserve">Финансовые обязательства</w:t>
-            </w:r>
-          </w:p>
-        </w:tc>
-        <w:tc>
-          <w:tcPr>
-            <w:tcW w:type="dxa" w:w="4819"/>
-          </w:tcPr>
-          <w:p>
-            <w:r>
-              <w:t xml:space="preserve">Низкие — инфраструктура на условно-бесплатных тарифах (Render/Netlify/Neon), нет долгосрочных контрактов</w:t>
-            </w:r>
-          </w:p>
-        </w:tc>
-      </w:tr>
-      <w:tr>
-        <w:tc>
-          <w:tcPr>
-            <w:tcW w:type="dxa" w:w="4819"/>
-          </w:tcPr>
-          <w:p>
-            <w:r>
-              <w:t xml:space="preserve">Репутационные</w:t>
-            </w:r>
-          </w:p>
-        </w:tc>
-        <w:tc>
-          <w:tcPr>
-            <w:tcW w:type="dxa" w:w="4819"/>
-          </w:tcPr>
-          <w:p>
-            <w:r>
-              <w:t xml:space="preserve">Низкие на раннем этапе (мало пользователей = меньше репутационный риск при закрытии)</w:t>
-            </w:r>
-          </w:p>
-        </w:tc>
-      </w:tr>
-      <w:tr>
-        <w:tc>
-          <w:tcPr>
-            <w:tcW w:type="dxa" w:w="4819"/>
-          </w:tcPr>
-          <w:p>
-            <w:r>
-              <w:t xml:space="preserve">Техническая зависимость</w:t>
-            </w:r>
-          </w:p>
-        </w:tc>
-        <w:tc>
-          <w:tcPr>
-            <w:tcW w:type="dxa" w:w="4819"/>
-          </w:tcPr>
-          <w:p>
-            <w:r>
-              <w:t xml:space="preserve">Средняя — DSL-грамматика, парсер и модели переиспользуемы в других контекстах (открытая архитектура плагинов нотаций)</w:t>
-            </w:r>
-          </w:p>
-        </w:tc>
-      </w:tr>
-      <w:tr>
-        <w:tc>
-          <w:tcPr>
-            <w:tcW w:type="dxa" w:w="4819"/>
-          </w:tcPr>
-          <w:p>
-            <w:r>
-              <w:t xml:space="preserve">Данные пользователей</w:t>
-            </w:r>
-          </w:p>
-        </w:tc>
-        <w:tc>
-          <w:tcPr>
-            <w:tcW w:type="dxa" w:w="4819"/>
-          </w:tcPr>
-          <w:p>
-            <w:r>
-              <w:t xml:space="preserve">Средняя — версии диаграмм пользователей нужно будет либо экспортировать, либо гарантированно удалить при остановке проекта</w:t>
-            </w:r>
-          </w:p>
-        </w:tc>
-      </w:tr>
-      <w:tr>
-        <w:tc>
-          <w:tcPr>
-            <w:tcW w:type="dxa" w:w="4819"/>
-          </w:tcPr>
-          <w:p>
-            <w:r>
-              <w:t xml:space="preserve">Командная нагрузка</w:t>
-            </w:r>
-          </w:p>
-        </w:tc>
-        <w:tc>
-          <w:tcPr>
-            <w:tcW w:type="dxa" w:w="4819"/>
-          </w:tcPr>
-          <w:p>
-            <w:r>
-              <w:t xml:space="preserve">Низкая на этапе одного разработчика/курсовой работы</w:t>
+              <w:t xml:space="preserve">Как проявляется для DiagramCode</w:t>
+            </w:r>
+          </w:p>
+        </w:tc>
+      </w:tr>
+      <w:tr>
+        <w:tc>
+          <w:tcPr>
+            <w:tcW w:type="dxa" w:w="4819"/>
+          </w:tcPr>
+          <w:p>
+            <w:r>
+              <w:t xml:space="preserve">Трафик и реклама</w:t>
+            </w:r>
+          </w:p>
+        </w:tc>
+        <w:tc>
+          <w:tcPr>
+            <w:tcW w:type="dxa" w:w="4819"/>
+          </w:tcPr>
+          <w:p>
+            <w:r>
+              <w:t xml:space="preserve">Платный вход в категорию конкурентен (см. раздел 4); органика через GitHub/поиск — недорогой канал на старте (ЛР1)</w:t>
+            </w:r>
+          </w:p>
+        </w:tc>
+      </w:tr>
+      <w:tr>
+        <w:tc>
+          <w:tcPr>
+            <w:tcW w:type="dxa" w:w="4819"/>
+          </w:tcPr>
+          <w:p>
+            <w:r>
+              <w:t xml:space="preserve">Доверие</w:t>
+            </w:r>
+          </w:p>
+        </w:tc>
+        <w:tc>
+          <w:tcPr>
+            <w:tcW w:type="dxa" w:w="4819"/>
+          </w:tcPr>
+          <w:p>
+            <w:r>
+              <w:t xml:space="preserve">Ноль отзывов/кейсов на старте — придётся строить доверие с нуля против PlantUML с многолетней репутацией</w:t>
+            </w:r>
+          </w:p>
+        </w:tc>
+      </w:tr>
+      <w:tr>
+        <w:tc>
+          <w:tcPr>
+            <w:tcW w:type="dxa" w:w="4819"/>
+          </w:tcPr>
+          <w:p>
+            <w:r>
+              <w:t xml:space="preserve">Данные и аналитика</w:t>
+            </w:r>
+          </w:p>
+        </w:tc>
+        <w:tc>
+          <w:tcPr>
+            <w:tcW w:type="dxa" w:w="4819"/>
+          </w:tcPr>
+          <w:p>
+            <w:r>
+              <w:t xml:space="preserve">Нет накопленной клиентской базы/истории кампаний — то же, что «Данные» в разделе 2</w:t>
+            </w:r>
+          </w:p>
+        </w:tc>
+      </w:tr>
+      <w:tr>
+        <w:tc>
+          <w:tcPr>
+            <w:tcW w:type="dxa" w:w="4819"/>
+          </w:tcPr>
+          <w:p>
+            <w:r>
+              <w:t xml:space="preserve">Технологическая инфраструктура</w:t>
+            </w:r>
+          </w:p>
+        </w:tc>
+        <w:tc>
+          <w:tcPr>
+            <w:tcW w:type="dxa" w:w="4819"/>
+          </w:tcPr>
+          <w:p>
+            <w:r>
+              <w:t xml:space="preserve">Собственная грамматика DSL (Lark), рендер-движки, AI-интеграция — уже реализовано в архитектуре</w:t>
+            </w:r>
+          </w:p>
+        </w:tc>
+      </w:tr>
+      <w:tr>
+        <w:tc>
+          <w:tcPr>
+            <w:tcW w:type="dxa" w:w="4819"/>
+          </w:tcPr>
+          <w:p>
+            <w:r>
+              <w:t xml:space="preserve">Платформенные правила</w:t>
+            </w:r>
+          </w:p>
+        </w:tc>
+        <w:tc>
+          <w:tcPr>
+            <w:tcW w:type="dxa" w:w="4819"/>
+          </w:tcPr>
+          <w:p>
+            <w:r>
+              <w:t xml:space="preserve">Не зависим от правил конкретного маркетплейса (в отличие от продавцов на биржах) — низкий риск здесь</w:t>
+            </w:r>
+          </w:p>
+        </w:tc>
+      </w:tr>
+      <w:tr>
+        <w:tc>
+          <w:tcPr>
+            <w:tcW w:type="dxa" w:w="4819"/>
+          </w:tcPr>
+          <w:p>
+            <w:r>
+              <w:t xml:space="preserve">Сетевые эффекты</w:t>
+            </w:r>
+          </w:p>
+        </w:tc>
+        <w:tc>
+          <w:tcPr>
+            <w:tcW w:type="dxa" w:w="4819"/>
+          </w:tcPr>
+          <w:p>
+            <w:r>
+              <w:t xml:space="preserve">Пока отсутствуют (см. раздел 2) — ни барьер, ни защита</w:t>
             </w:r>
           </w:p>
         </w:tc>
@@ -937,10 +1364,10 @@
           <w:b/>
           <w:bCs/>
         </w:rPr>
-        <w:t xml:space="preserve">Вывод</w:t>
-      </w:r>
-      <w:r>
-        <w:t xml:space="preserve">: барьеры выхода низкие — решение о старте достаточно обратимо, что снижает риск эксперимента с запуском.</w:t>
+        <w:t xml:space="preserve">Дополнительно</w:t>
+      </w:r>
+      <w:r>
+        <w:t xml:space="preserve"> (не из методики Портера, но по факту продукта): AI-квота (20 запросов/день по умолчанию) ограничивает операционную нагрузку; затраты на LLM API растут с базой пользователей — прямая зависимость юнит-экономики AI-режимов от стоимости внешнего провайдера.</w:t>
       </w:r>
     </w:p>
     <w:p>
@@ -949,7 +1376,7 @@
         <w:spacing w:after="120" w:before="240"/>
       </w:pPr>
       <w:r>
-        <w:t xml:space="preserve">5. Итоговая формулировка</w:t>
+        <w:t xml:space="preserve">6. Барьеры выхода (дополнение — вне методик ЛР4, для полноты картины)</w:t>
       </w:r>
     </w:p>
     <w:p>
@@ -957,7 +1384,411 @@
         <w:spacing w:after="120"/>
       </w:pPr>
       <w:r>
-        <w:t xml:space="preserve">Адаптированный анализ пяти сил Портера показывает, что конкурентная среда рынка «диаграмма как код» определяется прежде всего высокой силой покупателей (лёгкость сравнения с бесплатными PlantUML/Mermaid) и очень высокой угрозой заменителей (визуальные редакторы, ручная работа). Наиболее значимым источником давления является не столько число прямых конкурентов, сколько доступность бесплатных альтернатив с нулевой стоимостью переключения. Привлекательность рынка оценивается как умеренная при условии узкой специализации: DiagramCode может закрепиться, если позиционируется не как «ещё один DSL-рендерер», а как единственный инструмент, сочетающий полный охват инженерных нотаций, git-подобное версионирование и AI-генерацию в одном продукте — то есть там, где сумма фич конкурентов по отдельности не закрывает потребность полностью.</w:t>
+        <w:t xml:space="preserve">Ни один из трёх методических документов ЛР4 не описывает барьеры выхода — раздел добавлен как полезное дополнение, не как обязательный по этой лабораторной элемент.</w:t>
+      </w:r>
+    </w:p>
+    <w:tbl>
+      <w:tblPr>
+        <w:tblW w:type="dxa" w:w="9638"/>
+        <w:tblBorders>
+          <w:top w:val="single" w:color="auto" w:sz="4"/>
+          <w:left w:val="single" w:color="auto" w:sz="4"/>
+          <w:bottom w:val="single" w:color="auto" w:sz="4"/>
+          <w:right w:val="single" w:color="auto" w:sz="4"/>
+          <w:insideH w:val="single" w:color="auto" w:sz="4"/>
+          <w:insideV w:val="single" w:color="auto" w:sz="4"/>
+        </w:tblBorders>
+      </w:tblPr>
+      <w:tblGrid>
+        <w:gridCol w:w="4819"/>
+        <w:gridCol w:w="4819"/>
+      </w:tblGrid>
+      <w:tr>
+        <w:trPr>
+          <w:tblHeader/>
+        </w:trPr>
+        <w:tc>
+          <w:tcPr>
+            <w:tcW w:type="dxa" w:w="4819"/>
+            <w:shd w:fill="D9D9D9" w:val="clear"/>
+          </w:tcPr>
+          <w:p>
+            <w:r>
+              <w:rPr>
+                <w:b/>
+                <w:bCs/>
+              </w:rPr>
+              <w:t xml:space="preserve">Барьер</w:t>
+            </w:r>
+          </w:p>
+        </w:tc>
+        <w:tc>
+          <w:tcPr>
+            <w:tcW w:type="dxa" w:w="4819"/>
+            <w:shd w:fill="D9D9D9" w:val="clear"/>
+          </w:tcPr>
+          <w:p>
+            <w:r>
+              <w:rPr>
+                <w:b/>
+                <w:bCs/>
+              </w:rPr>
+              <w:t xml:space="preserve">Оценка для DiagramCode</w:t>
+            </w:r>
+          </w:p>
+        </w:tc>
+      </w:tr>
+      <w:tr>
+        <w:tc>
+          <w:tcPr>
+            <w:tcW w:type="dxa" w:w="4819"/>
+          </w:tcPr>
+          <w:p>
+            <w:r>
+              <w:t xml:space="preserve">Финансовые обязательства</w:t>
+            </w:r>
+          </w:p>
+        </w:tc>
+        <w:tc>
+          <w:tcPr>
+            <w:tcW w:type="dxa" w:w="4819"/>
+          </w:tcPr>
+          <w:p>
+            <w:r>
+              <w:t xml:space="preserve">Низкие — инфраструктура на условно-бесплатных тарифах (Render/Netlify/Neon), нет долгосрочных контрактов</w:t>
+            </w:r>
+          </w:p>
+        </w:tc>
+      </w:tr>
+      <w:tr>
+        <w:tc>
+          <w:tcPr>
+            <w:tcW w:type="dxa" w:w="4819"/>
+          </w:tcPr>
+          <w:p>
+            <w:r>
+              <w:t xml:space="preserve">Репутационные</w:t>
+            </w:r>
+          </w:p>
+        </w:tc>
+        <w:tc>
+          <w:tcPr>
+            <w:tcW w:type="dxa" w:w="4819"/>
+          </w:tcPr>
+          <w:p>
+            <w:r>
+              <w:t xml:space="preserve">Низкие на раннем этапе</w:t>
+            </w:r>
+          </w:p>
+        </w:tc>
+      </w:tr>
+      <w:tr>
+        <w:tc>
+          <w:tcPr>
+            <w:tcW w:type="dxa" w:w="4819"/>
+          </w:tcPr>
+          <w:p>
+            <w:r>
+              <w:t xml:space="preserve">Техническая зависимость</w:t>
+            </w:r>
+          </w:p>
+        </w:tc>
+        <w:tc>
+          <w:tcPr>
+            <w:tcW w:type="dxa" w:w="4819"/>
+          </w:tcPr>
+          <w:p>
+            <w:r>
+              <w:t xml:space="preserve">Средняя — DSL-грамматика и модели переиспользуемы в других контекстах</w:t>
+            </w:r>
+          </w:p>
+        </w:tc>
+      </w:tr>
+      <w:tr>
+        <w:tc>
+          <w:tcPr>
+            <w:tcW w:type="dxa" w:w="4819"/>
+          </w:tcPr>
+          <w:p>
+            <w:r>
+              <w:t xml:space="preserve">Данные пользователей</w:t>
+            </w:r>
+          </w:p>
+        </w:tc>
+        <w:tc>
+          <w:tcPr>
+            <w:tcW w:type="dxa" w:w="4819"/>
+          </w:tcPr>
+          <w:p>
+            <w:r>
+              <w:t xml:space="preserve">Средняя — версии диаграмм нужно будет экспортировать или гарантированно удалить при остановке</w:t>
+            </w:r>
+          </w:p>
+        </w:tc>
+      </w:tr>
+      <w:tr>
+        <w:tc>
+          <w:tcPr>
+            <w:tcW w:type="dxa" w:w="4819"/>
+          </w:tcPr>
+          <w:p>
+            <w:r>
+              <w:t xml:space="preserve">Командная нагрузка</w:t>
+            </w:r>
+          </w:p>
+        </w:tc>
+        <w:tc>
+          <w:tcPr>
+            <w:tcW w:type="dxa" w:w="4819"/>
+          </w:tcPr>
+          <w:p>
+            <w:r>
+              <w:t xml:space="preserve">Низкая на этапе одного разработчика/курсовой работы</w:t>
+            </w:r>
+          </w:p>
+        </w:tc>
+      </w:tr>
+    </w:tbl>
+    <w:p>
+      <w:pPr>
+        <w:spacing w:after="120"/>
+      </w:pPr>
+    </w:p>
+    <w:p>
+      <w:pPr>
+        <w:pStyle w:val="Heading1"/>
+        <w:spacing w:after="120" w:before="240"/>
+      </w:pPr>
+      <w:r>
+        <w:t xml:space="preserve">7. Контрольный лист (методика §16, выборочная проверка ключевых пунктов)</w:t>
+      </w:r>
+    </w:p>
+    <w:tbl>
+      <w:tblPr>
+        <w:tblW w:type="dxa" w:w="9638"/>
+        <w:tblBorders>
+          <w:top w:val="single" w:color="auto" w:sz="4"/>
+          <w:left w:val="single" w:color="auto" w:sz="4"/>
+          <w:bottom w:val="single" w:color="auto" w:sz="4"/>
+          <w:right w:val="single" w:color="auto" w:sz="4"/>
+          <w:insideH w:val="single" w:color="auto" w:sz="4"/>
+          <w:insideV w:val="single" w:color="auto" w:sz="4"/>
+        </w:tblBorders>
+      </w:tblPr>
+      <w:tblGrid>
+        <w:gridCol w:w="4819"/>
+        <w:gridCol w:w="4819"/>
+      </w:tblGrid>
+      <w:tr>
+        <w:trPr>
+          <w:tblHeader/>
+        </w:trPr>
+        <w:tc>
+          <w:tcPr>
+            <w:tcW w:type="dxa" w:w="4819"/>
+            <w:shd w:fill="D9D9D9" w:val="clear"/>
+          </w:tcPr>
+          <w:p>
+            <w:r>
+              <w:rPr>
+                <w:b/>
+                <w:bCs/>
+              </w:rPr>
+              <w:t xml:space="preserve">Вопрос чек-листа</w:t>
+            </w:r>
+          </w:p>
+        </w:tc>
+        <w:tc>
+          <w:tcPr>
+            <w:tcW w:type="dxa" w:w="4819"/>
+            <w:shd w:fill="D9D9D9" w:val="clear"/>
+          </w:tcPr>
+          <w:p>
+            <w:r>
+              <w:rPr>
+                <w:b/>
+                <w:bCs/>
+              </w:rPr>
+              <w:t xml:space="preserve">Ответ</w:t>
+            </w:r>
+          </w:p>
+        </w:tc>
+      </w:tr>
+      <w:tr>
+        <w:tc>
+          <w:tcPr>
+            <w:tcW w:type="dxa" w:w="4819"/>
+          </w:tcPr>
+          <w:p>
+            <w:r>
+              <w:t xml:space="preserve">Зафиксирован анализируемый рынок перед оценкой сил?</w:t>
+            </w:r>
+          </w:p>
+        </w:tc>
+        <w:tc>
+          <w:tcPr>
+            <w:tcW w:type="dxa" w:w="4819"/>
+          </w:tcPr>
+          <w:p>
+            <w:r>
+              <w:t xml:space="preserve">Да — границы ЛР1</w:t>
+            </w:r>
+          </w:p>
+        </w:tc>
+      </w:tr>
+      <w:tr>
+        <w:tc>
+          <w:tcPr>
+            <w:tcW w:type="dxa" w:w="4819"/>
+          </w:tcPr>
+          <w:p>
+            <w:r>
+              <w:t xml:space="preserve">Оценена каждая сила по единой шкале?</w:t>
+            </w:r>
+          </w:p>
+        </w:tc>
+        <w:tc>
+          <w:tcPr>
+            <w:tcW w:type="dxa" w:w="4819"/>
+          </w:tcPr>
+          <w:p>
+            <w:r>
+              <w:t xml:space="preserve">Да — раздел 1, строго 1/3/5</w:t>
+            </w:r>
+          </w:p>
+        </w:tc>
+      </w:tr>
+      <w:tr>
+        <w:tc>
+          <w:tcPr>
+            <w:tcW w:type="dxa" w:w="4819"/>
+          </w:tcPr>
+          <w:p>
+            <w:r>
+              <w:t xml:space="preserve">Собраны подтверждающие данные для каждой силы?</w:t>
+            </w:r>
+          </w:p>
+        </w:tc>
+        <w:tc>
+          <w:tcPr>
+            <w:tcW w:type="dxa" w:w="4819"/>
+          </w:tcPr>
+          <w:p>
+            <w:r>
+              <w:t xml:space="preserve">Частично — не для всех сил есть количественные данные (сила поставщиков и покупателей оценены качественно)</w:t>
+            </w:r>
+          </w:p>
+        </w:tc>
+      </w:tr>
+      <w:tr>
+        <w:tc>
+          <w:tcPr>
+            <w:tcW w:type="dxa" w:w="4819"/>
+          </w:tcPr>
+          <w:p>
+            <w:r>
+              <w:t xml:space="preserve">Отдельно оценены цифровые усилители?</w:t>
+            </w:r>
+          </w:p>
+        </w:tc>
+        <w:tc>
+          <w:tcPr>
+            <w:tcW w:type="dxa" w:w="4819"/>
+          </w:tcPr>
+          <w:p>
+            <w:r>
+              <w:t xml:space="preserve">Да — раздел 2, по 6 факторам отдельно</w:t>
+            </w:r>
+          </w:p>
+        </w:tc>
+      </w:tr>
+      <w:tr>
+        <w:tc>
+          <w:tcPr>
+            <w:tcW w:type="dxa" w:w="4819"/>
+          </w:tcPr>
+          <w:p>
+            <w:r>
+              <w:t xml:space="preserve">Сведены оценки в единую матрицу?</w:t>
+            </w:r>
+          </w:p>
+        </w:tc>
+        <w:tc>
+          <w:tcPr>
+            <w:tcW w:type="dxa" w:w="4819"/>
+          </w:tcPr>
+          <w:p>
+            <w:r>
+              <w:t xml:space="preserve">Да — раздел 1</w:t>
+            </w:r>
+          </w:p>
+        </w:tc>
+      </w:tr>
+      <w:tr>
+        <w:tc>
+          <w:tcPr>
+            <w:tcW w:type="dxa" w:w="4819"/>
+          </w:tcPr>
+          <w:p>
+            <w:r>
+              <w:t xml:space="preserve">Сформулирован вывод о привлекательности рынка?</w:t>
+            </w:r>
+          </w:p>
+        </w:tc>
+        <w:tc>
+          <w:tcPr>
+            <w:tcW w:type="dxa" w:w="4819"/>
+          </w:tcPr>
+          <w:p>
+            <w:r>
+              <w:t xml:space="preserve">Да — раздел 3</w:t>
+            </w:r>
+          </w:p>
+        </w:tc>
+      </w:tr>
+      <w:tr>
+        <w:tc>
+          <w:tcPr>
+            <w:tcW w:type="dxa" w:w="4819"/>
+          </w:tcPr>
+          <w:p>
+            <w:r>
+              <w:t xml:space="preserve">Определены стратегические последствия?</w:t>
+            </w:r>
+          </w:p>
+        </w:tc>
+        <w:tc>
+          <w:tcPr>
+            <w:tcW w:type="dxa" w:w="4819"/>
+          </w:tcPr>
+          <w:p>
+            <w:r>
+              <w:t xml:space="preserve">Да — раздел 3, ниша полного охвата нотаций</w:t>
+            </w:r>
+          </w:p>
+        </w:tc>
+      </w:tr>
+    </w:tbl>
+    <w:p>
+      <w:pPr>
+        <w:spacing w:after="120"/>
+      </w:pPr>
+    </w:p>
+    <w:p>
+      <w:pPr>
+        <w:pStyle w:val="Heading1"/>
+        <w:spacing w:after="120" w:before="240"/>
+      </w:pPr>
+      <w:r>
+        <w:t xml:space="preserve">8. Итоговая формулировка</w:t>
+      </w:r>
+    </w:p>
+    <w:p>
+      <w:pPr>
+        <w:spacing w:after="120"/>
+      </w:pPr>
+      <w:r>
+        <w:t xml:space="preserve">Адаптированный анализ пяти сил Портера показывает, что конкурентная среда рынка «диаграмма как код» определяется прежде всего высокой силой покупателей (лёгкость сравнения с бесплатными PlantUML/Mermaid) и высокой угрозой заменителей (визуальные редакторы, ручная работа), а не числом прямых конкурентов. Независимая SimilarWeb-оценка барьеров (раздел 4) подтверждает высокий уровень конкурентного барьера (≈3,43 из 5), главным образом за счёт репутационного барьера и поисковой конкуренции. Привлекательность рынка оценивается как умеренная при условии узкой специализации: DiagramCode может закрепиться, если позиционируется не как «ещё один DSL-рендерер», а как единственный инструмент, сочетающий полный охват инженерных нотаций, git-подобное версионирование и AI-генерацию в одном продукте.</w:t>
       </w:r>
     </w:p>
     <w:sectPr>

--- a/labs/lab4-porter/ЛР4_Портер_DiagramCode.docx
+++ b/labs/lab4-porter/ЛР4_Портер_DiagramCode.docx
@@ -700,17 +700,7 @@
         <w:spacing w:after="120"/>
       </w:pPr>
       <w:r>
-        <w:t xml:space="preserve">Среднее по 6 факторам: (1+1+3+3+1+1)/6 ≈ 1,67 — низкая-средняя выраженность в сумме, округлено до </w:t>
-      </w:r>
-      <w:r>
-        <w:rPr>
-          <w:b/>
-          <w:bCs/>
-        </w:rPr>
-        <w:t xml:space="preserve">3</w:t>
-      </w:r>
-      <w:r>
-        <w:t xml:space="preserve"> в сводной строке раздела 1 (консервативно, чтобы не занижать риск: платформенная зависимость и видимость в поиске реальны уже сейчас).</w:t>
+        <w:t xml:space="preserve">Среднее по 6 факторам: (1+1+3+3+1+1)/6 ≈ 1,67 — низкая-средняя выраженность в сумме. *(Исправлено — честная формулировка: значение 3 в сводной строке раздела 1 — это НЕ округление 1,67 (математически округлилось бы до 2), а сознательное консервативное завышение, чтобы не занижать риск: платформенная зависимость и видимость в поиске реальны уже сейчас и могут усилиться быстрее, чем предполагает среднее по остальным четырём факторам. Отмечено явно, а не замаскировано под арифметику.)*</w:t>
       </w:r>
     </w:p>
     <w:p>
@@ -1129,7 +1119,7 @@
         <w:spacing w:after="120"/>
       </w:pPr>
       <w:r>
-        <w:t xml:space="preserve">Среднее по 6 заполненным критериям (концентрация исключена как нерассчитанная): (4+4+4+3+5+2+2)/7 ≈ </w:t>
+        <w:t xml:space="preserve">Среднее по 7 заполненным критериям *(исправлено — было ошибочно написано «6», хотя из 8 критериев исключён только один, концентрация, значит заполнено 7, и деление в формуле уже верно шло на 7)*: (4+4+4+3+5+2+2)/7 ≈ </w:t>
       </w:r>
       <w:r>
         <w:rPr>

--- a/labs/lab4-porter/ЛР4_Портер_DiagramCode.docx
+++ b/labs/lab4-porter/ЛР4_Портер_DiagramCode.docx
@@ -887,31 +887,47 @@
           </w:tcPr>
           <w:p>
             <w:r>
-              <w:t xml:space="preserve">Концентрация трафика (CR3/CR5)</w:t>
-            </w:r>
-          </w:p>
-        </w:tc>
-        <w:tc>
-          <w:tcPr>
-            <w:tcW w:type="dxa" w:w="3212"/>
-          </w:tcPr>
-          <w:p>
-            <w:r>
-              <w:rPr>
-                <w:b/>
-                <w:bCs/>
-              </w:rPr>
-              <w:t xml:space="preserve">не рассчитано</w:t>
-            </w:r>
-          </w:p>
-        </w:tc>
-        <w:tc>
-          <w:tcPr>
-            <w:tcW w:type="dxa" w:w="3212"/>
-          </w:tcPr>
-          <w:p>
-            <w:r>
-              <w:t xml:space="preserve">Полные данные SimilarWeb получены только по 2 доменам из 5 (лимит бесплатного тарифа, см. ЛР2-3) — на выборке n=2 индекс концентрации даст ложную точность, честно не считается, а не выдумывается</w:t>
+              <w:t xml:space="preserve">Концентрация трафика (CR-4 по измеренным доменам)</w:t>
+            </w:r>
+          </w:p>
+        </w:tc>
+        <w:tc>
+          <w:tcPr>
+            <w:tcW w:type="dxa" w:w="3212"/>
+          </w:tcPr>
+          <w:p>
+            <w:r>
+              <w:t xml:space="preserve">4</w:t>
+            </w:r>
+          </w:p>
+        </w:tc>
+        <w:tc>
+          <w:tcPr>
+            <w:tcW w:type="dxa" w:w="3212"/>
+          </w:tcPr>
+          <w:p>
+            <w:r>
+              <w:t xml:space="preserve">CR-4 = 99,99 % по 4 доменам с реальными данными SimilarWeb (app.diagrams.net 86,6 % + eraser.io 7,5 % + plantuml.com 5,6 % + mermaidchart.com 0,2 % от суммарных ≈9,0 млн визитов/период, снято 2026-09-23) — </w:t>
+            </w:r>
+            <w:r>
+              <w:rPr>
+                <w:b/>
+                <w:bCs/>
+              </w:rPr>
+              <w:t xml:space="preserve">не путать с полноценным CR3/CR5 по всей категории</w:t>
+            </w:r>
+            <w:r>
+              <w:t xml:space="preserve">: D2 (лимит SimilarWeb вновь исчерпан при попытке снять данные) и остальные конкуренты (Lucidchart, Visio) в выборку не входят, а app.diagrams.net — универсальный редактор с трафиком общего назначения («flowchart maker»), несопоставимым по природе с нишевым DSL-инструментом plantuml.com; поэтому оценка </w:t>
+            </w:r>
+            <w:r>
+              <w:rPr>
+                <w:b/>
+                <w:bCs/>
+              </w:rPr>
+              <w:t xml:space="preserve">4</w:t>
+            </w:r>
+            <w:r>
+              <w:t xml:space="preserve"> (не 5) отражает высокую концентрацию именно измеренной выборки, а не строгий вывод о всей нише</w:t>
             </w:r>
           </w:p>
         </w:tc>
@@ -1119,17 +1135,17 @@
         <w:spacing w:after="120"/>
       </w:pPr>
       <w:r>
-        <w:t xml:space="preserve">Среднее по 7 заполненным критериям *(исправлено — было ошибочно написано «6», хотя из 8 критериев исключён только один, концентрация, значит заполнено 7, и деление в формуле уже верно шло на 7)*: (4+4+4+3+5+2+2)/7 ≈ </w:t>
+        <w:t xml:space="preserve">Среднее по всем 8 критериям *(ранее — среднее по 7, поскольку концентрация трафика была не рассчитана; после довыгрузки SimilarWeb 2026-09-23 заполнены все 8)*: (4+4+4+4+3+5+2+2)/8 = </w:t>
       </w:r>
       <w:r>
         <w:rPr>
           <w:b/>
           <w:bCs/>
         </w:rPr>
-        <w:t xml:space="preserve">3,43 → высокий уровень барьеров/конкуренции</w:t>
-      </w:r>
-      <w:r>
-        <w:t xml:space="preserve"> (полоса 3,1–4,0 по интерпретации этой методики, §6).</w:t>
+        <w:t xml:space="preserve">3,5 → высокий уровень барьеров/конкуренции</w:t>
+      </w:r>
+      <w:r>
+        <w:t xml:space="preserve"> (полоса 3,1–4,0 по интерпретации этой методики, §6, тот же вывод, что и раньше, но теперь на полной выборке критериев).</w:t>
       </w:r>
     </w:p>
     <w:p>
@@ -1144,7 +1160,7 @@
         <w:t xml:space="preserve">Не выполнено и честно зафиксировано как ограничение</w:t>
       </w:r>
       <w:r>
-        <w:t xml:space="preserve">: CR3/CR5, проверка технологического стека конкурентов через BuiltWith/Wappalyzer, данные об отзывах через G2/Capterra/Trustpilot — все это требует платного доступа к инструментам, которого нет в рамках бесплатного исследования.</w:t>
+        <w:t xml:space="preserve">: полноценный CR3/CR5 по всей категории (не только по 4 измеренным доменам — см. оговорку в таблице выше), проверка технологического стека конкурентов через BuiltWith/Wappalyzer, данные об отзывах через G2/Capterra/Trustpilot — всё это требует платного доступа к инструментам, которого нет в рамках бесплатного исследования.</w:t>
       </w:r>
     </w:p>
     <w:p>
@@ -1778,7 +1794,7 @@
         <w:spacing w:after="120"/>
       </w:pPr>
       <w:r>
-        <w:t xml:space="preserve">Адаптированный анализ пяти сил Портера показывает, что конкурентная среда рынка «диаграмма как код» определяется прежде всего высокой силой покупателей (лёгкость сравнения с бесплатными PlantUML/Mermaid) и высокой угрозой заменителей (визуальные редакторы, ручная работа), а не числом прямых конкурентов. Независимая SimilarWeb-оценка барьеров (раздел 4) подтверждает высокий уровень конкурентного барьера (≈3,43 из 5), главным образом за счёт репутационного барьера и поисковой конкуренции. Привлекательность рынка оценивается как умеренная при условии узкой специализации: DiagramCode может закрепиться, если позиционируется не как «ещё один DSL-рендерер», а как единственный инструмент, сочетающий полный охват инженерных нотаций, git-подобное версионирование и AI-генерацию в одном продукте.</w:t>
+        <w:t xml:space="preserve">Адаптированный анализ пяти сил Портера показывает, что конкурентная среда рынка «диаграмма как код» определяется прежде всего высокой силой покупателей (лёгкость сравнения с бесплатными PlantUML/Mermaid) и высокой угрозой заменителей (визуальные редакторы, ручная работа), а не числом прямых конкурентов. Независимая SimilarWeb-оценка барьеров (раздел 4) подтверждает высокий уровень конкурентного барьера (3,5 из 5), главным образом за счёт репутационного барьера и поисковой конкуренции. Привлекательность рынка оценивается как умеренная при условии узкой специализации: DiagramCode может закрепиться, если позиционируется не как «ещё один DSL-рендерер», а как единственный инструмент, сочетающий полный охват инженерных нотаций, git-подобное версионирование и AI-генерацию в одном продукте.</w:t>
       </w:r>
     </w:p>
     <w:sectPr>
